--- a/narratives/Milestone 2 Narrative.docx
+++ b/narratives/Milestone 2 Narrative.docx
@@ -112,7 +112,7 @@
         <w:rPr>
           <w:rFonts w:ascii="Times New Roman" w:hAnsi="Times New Roman" w:cs="Times New Roman"/>
         </w:rPr>
-        <w:t>This enhancement met the course outcome I originally planned to address, which was Course Outcome 2. Redesigning the original C++ application into a more modular Java application demonstrates my ability to develop a technically sound software solution with a clear and organized structure. By separating the application into focused classes for file management, menu navigation, and inventory operations, the enhanced version improves readability, maintainability, and overall organization. While the enhancement also involved using a HashMap to reduce repeated file processing, my Algorithms and Data Structures artifact will more directly address Course Outcome 3 because it uses a HashMap to improve animal record lookup and manage more complex data operations. I do not currently have plans to change my outcome-coverage plan for this artifact.</w:t>
+        <w:t>The enhancements to this artifact met the course outcome I originally planned to address, which was Course Outcome 2. Course Outcome 2 focuses on creating professional-quality technical communication that is coherent, technically sound, and appropriate for its intended audience and purpose. Redesigning the original C++ application as a modular Java application allowed me to present the program’s structure and functionality more clearly. By separating the application into focused classes for file management, menu navigation, and inventory operations, the enhanced version makes the responsibilities of each component easier to understand while improving readability, maintainability, and overall organization.</w:t>
       </w:r>
       <w:r>
         <w:rPr>
@@ -194,14 +194,14 @@
         <w:rPr>
           <w:rFonts w:ascii="Times New Roman" w:hAnsi="Times New Roman" w:cs="Times New Roman"/>
         </w:rPr>
-        <w:t xml:space="preserve"> and then reusing that stored data throughout the application. This required adding helper methods to support the new structure, such as adding inventory items into the HashMap, retrieving the frequency of a </w:t>
+        <w:t xml:space="preserve"> and then reusing that stored data throughout the application. This required adding helper methods to support the new structure, such as adding inventory items into the HashMap, retrieving the frequency of a specific item, and providing access to the stored item frequencies when creating the backup file. This process reinforced that porting a program to a new language and redesigning it around a </w:t>
       </w:r>
       <w:r>
         <w:rPr>
           <w:rFonts w:ascii="Times New Roman" w:hAnsi="Times New Roman" w:cs="Times New Roman"/>
         </w:rPr>
         <w:lastRenderedPageBreak/>
-        <w:t>specific item, and providing access to the stored item frequencies when creating the backup file. This process reinforced that porting a program to a new language and redesigning it around a reusable in-memory data structure requires changes to the overall application design, organization, and logical flow.</w:t>
+        <w:t>reusable in-memory data structure requires changes to the overall application design, organization, and logical flow.</w:t>
       </w:r>
       <w:r>
         <w:rPr>
